--- a/demo/enterprise/Acme-Bank-Cards-Complete-Fresher-Training-Guide.docx
+++ b/demo/enterprise/Acme-Bank-Cards-Complete-Fresher-Training-Guide.docx
@@ -25,7 +25,7 @@
     </w:p>
     <w:p>
       <w:r>
-        <w:t>What our company does: Acme Bank is a private sector retail bank in India. It was founded in 1998 and is headquartered in Chennai. The bank has over 650 branches, 4 million customers and 1.2 million active credit cards.</w:t>
+        <w:t>What our company does: Acme Bank is a private sector retail bank in India. It was founded in 1998 by Dola Ramesh and is headquartered in Chennai. The bank has over 650 branches, 4 million customers and 1.2 million active credit cards.</w:t>
       </w:r>
     </w:p>
     <w:p>
